--- a/modelos/template_mce.docx
+++ b/modelos/template_mce.docx
@@ -4288,6 +4288,7 @@
       <w:keepNext/>
       <w:keepLines/>
       <w:spacing w:before="40" w:after="0"/>
+      <w:ind w:firstLine="0"/>
       <w:outlineLvl w:val="1"/>
     </w:pPr>
     <w:rPr>
@@ -4309,6 +4310,7 @@
       <w:keepNext/>
       <w:keepLines/>
       <w:spacing w:before="40" w:after="0"/>
+      <w:ind w:firstLine="0"/>
       <w:outlineLvl w:val="2"/>
     </w:pPr>
     <w:rPr>
@@ -4330,6 +4332,7 @@
       <w:keepNext/>
       <w:keepLines/>
       <w:spacing w:before="40" w:after="0"/>
+      <w:ind w:firstLine="0"/>
       <w:outlineLvl w:val="3"/>
     </w:pPr>
     <w:rPr>
@@ -4351,6 +4354,7 @@
       <w:keepNext/>
       <w:keepLines/>
       <w:spacing w:before="40" w:after="0"/>
+      <w:ind w:firstLine="0"/>
       <w:outlineLvl w:val="4"/>
     </w:pPr>
     <w:rPr>
@@ -4371,6 +4375,7 @@
       <w:keepNext/>
       <w:keepLines/>
       <w:spacing w:before="40" w:after="0"/>
+      <w:ind w:firstLine="0"/>
       <w:outlineLvl w:val="5"/>
     </w:pPr>
     <w:rPr>
@@ -4391,6 +4396,7 @@
       <w:keepNext/>
       <w:keepLines/>
       <w:spacing w:before="40" w:after="0"/>
+      <w:ind w:firstLine="0"/>
       <w:outlineLvl w:val="6"/>
     </w:pPr>
     <w:rPr>
@@ -4413,6 +4419,7 @@
       <w:keepNext/>
       <w:keepLines/>
       <w:spacing w:before="40" w:after="0"/>
+      <w:ind w:firstLine="0"/>
       <w:outlineLvl w:val="7"/>
     </w:pPr>
     <w:rPr>
@@ -4688,8 +4695,8 @@
       <w:tabs>
         <w:tab w:val="right" w:leader="dot" w:pos="8494"/>
       </w:tabs>
-      <w:spacing w:before="360" w:after="0"/>
-      <w:ind w:firstLine="0"/>
+      <w:spacing w:before="0" w:after="0" w:line="360" w:lineRule="auto"/>
+      <w:ind w:firstLine="0" w:left="0"/>
       <w:jc w:val="left"/>
     </w:pPr>
     <w:rPr>
@@ -4803,7 +4810,7 @@
     <w:qFormat/>
     <w:rsid w:val="00A92ADF"/>
     <w:pPr>
-      <w:spacing w:after="0"/>
+      <w:spacing w:after="0" w:before="0" w:line="360" w:lineRule="auto"/>
       <w:ind w:firstLine="0"/>
       <w:jc w:val="left"/>
     </w:pPr>
@@ -4881,14 +4888,14 @@
     <w:qFormat/>
     <w:rsid w:val="00DC2ECB"/>
     <w:pPr>
-      <w:spacing w:before="240" w:after="0"/>
+      <w:spacing w:before="0" w:after="0" w:line="360" w:lineRule="auto"/>
+      <w:ind w:firstLine="0" w:left="709"/>
       <w:jc w:val="left"/>
     </w:pPr>
     <w:rPr>
       <w:rFonts w:cstheme="minorHAnsi"/>
       <w:b/>
       <w:bCs/>
-      <w:sz w:val="20"/>
       <w:szCs w:val="20"/>
     </w:rPr>
   </w:style>
@@ -4902,13 +4909,12 @@
     <w:qFormat/>
     <w:rsid w:val="00A933BB"/>
     <w:pPr>
-      <w:spacing w:after="0"/>
-      <w:ind w:left="240"/>
+      <w:spacing w:after="0" w:before="0" w:line="360" w:lineRule="auto"/>
+      <w:ind w:left="949" w:firstLine="0"/>
       <w:jc w:val="left"/>
     </w:pPr>
     <w:rPr>
       <w:rFonts w:cstheme="minorHAnsi"/>
-      <w:sz w:val="20"/>
       <w:szCs w:val="20"/>
     </w:rPr>
   </w:style>
@@ -5318,13 +5324,12 @@
     <w:qFormat/>
     <w:rsid w:val="00A92ADF"/>
     <w:pPr>
-      <w:spacing w:after="0"/>
-      <w:ind w:left="480"/>
+      <w:spacing w:after="0" w:before="0" w:line="360" w:lineRule="auto"/>
+      <w:ind w:left="1189" w:firstLine="0"/>
       <w:jc w:val="left"/>
     </w:pPr>
     <w:rPr>
       <w:rFonts w:cstheme="minorHAnsi"/>
-      <w:sz w:val="20"/>
       <w:szCs w:val="20"/>
     </w:rPr>
   </w:style>
@@ -5338,13 +5343,12 @@
     <w:qFormat/>
     <w:rsid w:val="00A92ADF"/>
     <w:pPr>
-      <w:spacing w:after="0"/>
-      <w:ind w:left="720"/>
+      <w:spacing w:after="0" w:before="0" w:line="360" w:lineRule="auto"/>
+      <w:ind w:left="1429" w:firstLine="0"/>
       <w:jc w:val="left"/>
     </w:pPr>
     <w:rPr>
       <w:rFonts w:cstheme="minorHAnsi"/>
-      <w:sz w:val="20"/>
       <w:szCs w:val="20"/>
     </w:rPr>
   </w:style>
@@ -5358,13 +5362,12 @@
     <w:qFormat/>
     <w:rsid w:val="00A92ADF"/>
     <w:pPr>
-      <w:spacing w:after="0"/>
-      <w:ind w:left="960"/>
+      <w:spacing w:after="0" w:before="0" w:line="360" w:lineRule="auto"/>
+      <w:ind w:left="1669" w:firstLine="0"/>
       <w:jc w:val="left"/>
     </w:pPr>
     <w:rPr>
       <w:rFonts w:cstheme="minorHAnsi"/>
-      <w:sz w:val="20"/>
       <w:szCs w:val="20"/>
     </w:rPr>
   </w:style>
@@ -5378,13 +5381,12 @@
     <w:qFormat/>
     <w:rsid w:val="00A92ADF"/>
     <w:pPr>
-      <w:spacing w:after="0"/>
-      <w:ind w:left="1200"/>
+      <w:spacing w:after="0" w:before="0" w:line="360" w:lineRule="auto"/>
+      <w:ind w:left="1909" w:firstLine="0"/>
       <w:jc w:val="left"/>
     </w:pPr>
     <w:rPr>
       <w:rFonts w:cstheme="minorHAnsi"/>
-      <w:sz w:val="20"/>
       <w:szCs w:val="20"/>
     </w:rPr>
   </w:style>
@@ -5614,13 +5616,12 @@
     <w:unhideWhenUsed/>
     <w:rsid w:val="0099379C"/>
     <w:pPr>
-      <w:spacing w:after="0"/>
-      <w:ind w:left="1440"/>
+      <w:spacing w:after="0" w:before="0" w:line="360" w:lineRule="auto"/>
+      <w:ind w:left="2149" w:firstLine="0"/>
       <w:jc w:val="left"/>
     </w:pPr>
     <w:rPr>
       <w:rFonts w:cstheme="minorHAnsi"/>
-      <w:sz w:val="20"/>
       <w:szCs w:val="20"/>
     </w:rPr>
   </w:style>
@@ -5633,13 +5634,12 @@
     <w:unhideWhenUsed/>
     <w:rsid w:val="0099379C"/>
     <w:pPr>
-      <w:spacing w:after="0"/>
-      <w:ind w:left="1680"/>
+      <w:spacing w:after="0" w:before="0" w:line="360" w:lineRule="auto"/>
+      <w:ind w:left="2389" w:firstLine="0"/>
       <w:jc w:val="left"/>
     </w:pPr>
     <w:rPr>
       <w:rFonts w:cstheme="minorHAnsi"/>
-      <w:sz w:val="20"/>
       <w:szCs w:val="20"/>
     </w:rPr>
   </w:style>
